--- a/docs/answers/as-factorization.docx
+++ b/docs/answers/as-factorization.docx
@@ -52,7 +52,7 @@
         </w:rPr>
         <w:t xml:space="preserve"> </w:t>
       </w:r>
-      <w:hyperlink r:id="rId20">
+      <w:hyperlink r:id="rId9">
         <w:r>
           <w:rPr>
             <w:rStyle w:val="Hyperlink"/>
@@ -82,7 +82,7 @@
         <w:t xml:space="preserve">Please attempt the questions before reading these answers!</w:t>
       </w:r>
     </w:p>
-    <w:bookmarkStart w:id="21" w:name="q1"/>
+    <w:bookmarkStart w:id="10" w:name="q1"/>
     <w:p>
       <w:pPr>
         <w:pStyle w:val="Heading2"/>
@@ -134,28 +134,30 @@
         <m:r>
           <m:t>7</m:t>
         </m:r>
-        <m:d>
-          <m:dPr>
-            <m:begChr m:val="("/>
-            <m:sepChr m:val=""/>
-            <m:endChr m:val=")"/>
-            <m:grow/>
-          </m:dPr>
-          <m:e>
-            <m:r>
-              <m:t>x</m:t>
-            </m:r>
-            <m:r>
-              <m:rPr>
-                <m:sty m:val="p"/>
-              </m:rPr>
-              <m:t>+</m:t>
-            </m:r>
-            <m:r>
-              <m:t>5</m:t>
-            </m:r>
-          </m:e>
-        </m:d>
+        <m:r>
+          <m:rPr>
+            <m:sty m:val="p"/>
+          </m:rPr>
+          <m:t>(</m:t>
+        </m:r>
+        <m:r>
+          <m:t>x</m:t>
+        </m:r>
+        <m:r>
+          <m:rPr>
+            <m:sty m:val="p"/>
+          </m:rPr>
+          <m:t>+</m:t>
+        </m:r>
+        <m:r>
+          <m:t>5</m:t>
+        </m:r>
+        <m:r>
+          <m:rPr>
+            <m:sty m:val="p"/>
+          </m:rPr>
+          <m:t>)</m:t>
+        </m:r>
       </m:oMath>
       <w:r>
         <w:t xml:space="preserve">.</w:t>
@@ -196,28 +198,30 @@
         <m:r>
           <m:t>3</m:t>
         </m:r>
-        <m:d>
-          <m:dPr>
-            <m:begChr m:val="("/>
-            <m:sepChr m:val=""/>
-            <m:endChr m:val=")"/>
-            <m:grow/>
-          </m:dPr>
-          <m:e>
-            <m:r>
-              <m:t>x</m:t>
-            </m:r>
-            <m:r>
-              <m:rPr>
-                <m:sty m:val="p"/>
-              </m:rPr>
-              <m:t>−</m:t>
-            </m:r>
-            <m:r>
-              <m:t>17</m:t>
-            </m:r>
-          </m:e>
-        </m:d>
+        <m:r>
+          <m:rPr>
+            <m:sty m:val="p"/>
+          </m:rPr>
+          <m:t>(</m:t>
+        </m:r>
+        <m:r>
+          <m:t>x</m:t>
+        </m:r>
+        <m:r>
+          <m:rPr>
+            <m:sty m:val="p"/>
+          </m:rPr>
+          <m:t>−</m:t>
+        </m:r>
+        <m:r>
+          <m:t>17</m:t>
+        </m:r>
+        <m:r>
+          <m:rPr>
+            <m:sty m:val="p"/>
+          </m:rPr>
+          <m:t>)</m:t>
+        </m:r>
       </m:oMath>
       <w:r>
         <w:t xml:space="preserve">.</w:t>
@@ -261,31 +265,33 @@
         <m:r>
           <m:t>3</m:t>
         </m:r>
-        <m:d>
-          <m:dPr>
-            <m:begChr m:val="("/>
-            <m:sepChr m:val=""/>
-            <m:endChr m:val=")"/>
-            <m:grow/>
-          </m:dPr>
-          <m:e>
-            <m:r>
-              <m:t>2</m:t>
-            </m:r>
-            <m:r>
-              <m:t>m</m:t>
-            </m:r>
-            <m:r>
-              <m:rPr>
-                <m:sty m:val="p"/>
-              </m:rPr>
-              <m:t>+</m:t>
-            </m:r>
-            <m:r>
-              <m:t>n</m:t>
-            </m:r>
-          </m:e>
-        </m:d>
+        <m:r>
+          <m:rPr>
+            <m:sty m:val="p"/>
+          </m:rPr>
+          <m:t>(</m:t>
+        </m:r>
+        <m:r>
+          <m:t>2</m:t>
+        </m:r>
+        <m:r>
+          <m:t>m</m:t>
+        </m:r>
+        <m:r>
+          <m:rPr>
+            <m:sty m:val="p"/>
+          </m:rPr>
+          <m:t>+</m:t>
+        </m:r>
+        <m:r>
+          <m:t>n</m:t>
+        </m:r>
+        <m:r>
+          <m:rPr>
+            <m:sty m:val="p"/>
+          </m:rPr>
+          <m:t>)</m:t>
+        </m:r>
       </m:oMath>
       <w:r>
         <w:t xml:space="preserve">.</w:t>
@@ -338,40 +344,42 @@
         <m:r>
           <m:t>5</m:t>
         </m:r>
-        <m:d>
-          <m:dPr>
-            <m:begChr m:val="("/>
-            <m:sepChr m:val=""/>
-            <m:endChr m:val=")"/>
-            <m:grow/>
-          </m:dPr>
-          <m:e>
-            <m:r>
-              <m:t>f</m:t>
-            </m:r>
-            <m:r>
-              <m:rPr>
-                <m:sty m:val="p"/>
-              </m:rPr>
-              <m:t>+</m:t>
-            </m:r>
-            <m:r>
-              <m:t>2</m:t>
-            </m:r>
-            <m:r>
-              <m:rPr>
-                <m:sty m:val="p"/>
-              </m:rPr>
-              <m:t>+</m:t>
-            </m:r>
-            <m:r>
-              <m:t>3</m:t>
-            </m:r>
-            <m:r>
-              <m:t>k</m:t>
-            </m:r>
-          </m:e>
-        </m:d>
+        <m:r>
+          <m:rPr>
+            <m:sty m:val="p"/>
+          </m:rPr>
+          <m:t>(</m:t>
+        </m:r>
+        <m:r>
+          <m:t>f</m:t>
+        </m:r>
+        <m:r>
+          <m:rPr>
+            <m:sty m:val="p"/>
+          </m:rPr>
+          <m:t>+</m:t>
+        </m:r>
+        <m:r>
+          <m:t>2</m:t>
+        </m:r>
+        <m:r>
+          <m:rPr>
+            <m:sty m:val="p"/>
+          </m:rPr>
+          <m:t>+</m:t>
+        </m:r>
+        <m:r>
+          <m:t>3</m:t>
+        </m:r>
+        <m:r>
+          <m:t>k</m:t>
+        </m:r>
+        <m:r>
+          <m:rPr>
+            <m:sty m:val="p"/>
+          </m:rPr>
+          <m:t>)</m:t>
+        </m:r>
       </m:oMath>
       <w:r>
         <w:t xml:space="preserve">.</w:t>
@@ -445,31 +453,33 @@
         <m:r>
           <m:t>2</m:t>
         </m:r>
-        <m:d>
-          <m:dPr>
-            <m:begChr m:val="("/>
-            <m:sepChr m:val=""/>
-            <m:endChr m:val=")"/>
-            <m:grow/>
-          </m:dPr>
-          <m:e>
-            <m:r>
-              <m:t>5</m:t>
-            </m:r>
-            <m:r>
-              <m:t>x</m:t>
-            </m:r>
-            <m:r>
-              <m:rPr>
-                <m:sty m:val="p"/>
-              </m:rPr>
-              <m:t>−</m:t>
-            </m:r>
-            <m:r>
-              <m:t>1</m:t>
-            </m:r>
-          </m:e>
-        </m:d>
+        <m:r>
+          <m:rPr>
+            <m:sty m:val="p"/>
+          </m:rPr>
+          <m:t>(</m:t>
+        </m:r>
+        <m:r>
+          <m:t>5</m:t>
+        </m:r>
+        <m:r>
+          <m:t>x</m:t>
+        </m:r>
+        <m:r>
+          <m:rPr>
+            <m:sty m:val="p"/>
+          </m:rPr>
+          <m:t>−</m:t>
+        </m:r>
+        <m:r>
+          <m:t>1</m:t>
+        </m:r>
+        <m:r>
+          <m:rPr>
+            <m:sty m:val="p"/>
+          </m:rPr>
+          <m:t>)</m:t>
+        </m:r>
         <m:r>
           <m:rPr>
             <m:sty m:val="p"/>
@@ -479,31 +489,33 @@
         <m:r>
           <m:t>y</m:t>
         </m:r>
-        <m:d>
-          <m:dPr>
-            <m:begChr m:val="("/>
-            <m:sepChr m:val=""/>
-            <m:endChr m:val=")"/>
-            <m:grow/>
-          </m:dPr>
-          <m:e>
-            <m:r>
-              <m:t>3</m:t>
-            </m:r>
-            <m:r>
-              <m:t>y</m:t>
-            </m:r>
-            <m:r>
-              <m:rPr>
-                <m:sty m:val="p"/>
-              </m:rPr>
-              <m:t>+</m:t>
-            </m:r>
-            <m:r>
-              <m:t>3</m:t>
-            </m:r>
-          </m:e>
-        </m:d>
+        <m:r>
+          <m:rPr>
+            <m:sty m:val="p"/>
+          </m:rPr>
+          <m:t>(</m:t>
+        </m:r>
+        <m:r>
+          <m:t>3</m:t>
+        </m:r>
+        <m:r>
+          <m:t>y</m:t>
+        </m:r>
+        <m:r>
+          <m:rPr>
+            <m:sty m:val="p"/>
+          </m:rPr>
+          <m:t>+</m:t>
+        </m:r>
+        <m:r>
+          <m:t>3</m:t>
+        </m:r>
+        <m:r>
+          <m:rPr>
+            <m:sty m:val="p"/>
+          </m:rPr>
+          <m:t>)</m:t>
+        </m:r>
       </m:oMath>
       <w:r>
         <w:t xml:space="preserve">.</w:t>
@@ -553,31 +565,33 @@
         <m:r>
           <m:t>x</m:t>
         </m:r>
-        <m:d>
-          <m:dPr>
-            <m:begChr m:val="("/>
-            <m:sepChr m:val=""/>
-            <m:endChr m:val=")"/>
-            <m:grow/>
-          </m:dPr>
-          <m:e>
-            <m:r>
-              <m:t>3</m:t>
-            </m:r>
-            <m:r>
-              <m:t>y</m:t>
-            </m:r>
-            <m:r>
-              <m:rPr>
-                <m:sty m:val="p"/>
-              </m:rPr>
-              <m:t>−</m:t>
-            </m:r>
-            <m:r>
-              <m:t>1</m:t>
-            </m:r>
-          </m:e>
-        </m:d>
+        <m:r>
+          <m:rPr>
+            <m:sty m:val="p"/>
+          </m:rPr>
+          <m:t>(</m:t>
+        </m:r>
+        <m:r>
+          <m:t>3</m:t>
+        </m:r>
+        <m:r>
+          <m:t>y</m:t>
+        </m:r>
+        <m:r>
+          <m:rPr>
+            <m:sty m:val="p"/>
+          </m:rPr>
+          <m:t>−</m:t>
+        </m:r>
+        <m:r>
+          <m:t>1</m:t>
+        </m:r>
+        <m:r>
+          <m:rPr>
+            <m:sty m:val="p"/>
+          </m:rPr>
+          <m:t>)</m:t>
+        </m:r>
       </m:oMath>
       <w:r>
         <w:t xml:space="preserve">.</w:t>
@@ -627,28 +641,30 @@
         <m:r>
           <m:t>a</m:t>
         </m:r>
-        <m:d>
-          <m:dPr>
-            <m:begChr m:val="("/>
-            <m:sepChr m:val=""/>
-            <m:endChr m:val=")"/>
-            <m:grow/>
-          </m:dPr>
-          <m:e>
-            <m:r>
-              <m:t>a</m:t>
-            </m:r>
-            <m:r>
-              <m:rPr>
-                <m:sty m:val="p"/>
-              </m:rPr>
-              <m:t>+</m:t>
-            </m:r>
-            <m:r>
-              <m:t>b</m:t>
-            </m:r>
-          </m:e>
-        </m:d>
+        <m:r>
+          <m:rPr>
+            <m:sty m:val="p"/>
+          </m:rPr>
+          <m:t>(</m:t>
+        </m:r>
+        <m:r>
+          <m:t>a</m:t>
+        </m:r>
+        <m:r>
+          <m:rPr>
+            <m:sty m:val="p"/>
+          </m:rPr>
+          <m:t>+</m:t>
+        </m:r>
+        <m:r>
+          <m:t>b</m:t>
+        </m:r>
+        <m:r>
+          <m:rPr>
+            <m:sty m:val="p"/>
+          </m:rPr>
+          <m:t>)</m:t>
+        </m:r>
       </m:oMath>
       <w:r>
         <w:t xml:space="preserve">.</w:t>
@@ -719,40 +735,42 @@
         <m:r>
           <m:t>m</m:t>
         </m:r>
-        <m:d>
-          <m:dPr>
-            <m:begChr m:val="("/>
-            <m:sepChr m:val=""/>
-            <m:endChr m:val=")"/>
-            <m:grow/>
-          </m:dPr>
-          <m:e>
-            <m:r>
-              <m:t>m</m:t>
-            </m:r>
-            <m:r>
-              <m:rPr>
-                <m:sty m:val="p"/>
-              </m:rPr>
-              <m:t>−</m:t>
-            </m:r>
-            <m:r>
-              <m:t>2</m:t>
-            </m:r>
-            <m:r>
-              <m:t>n</m:t>
-            </m:r>
-            <m:r>
-              <m:rPr>
-                <m:sty m:val="p"/>
-              </m:rPr>
-              <m:t>+</m:t>
-            </m:r>
-            <m:r>
-              <m:t>3</m:t>
-            </m:r>
-          </m:e>
-        </m:d>
+        <m:r>
+          <m:rPr>
+            <m:sty m:val="p"/>
+          </m:rPr>
+          <m:t>(</m:t>
+        </m:r>
+        <m:r>
+          <m:t>m</m:t>
+        </m:r>
+        <m:r>
+          <m:rPr>
+            <m:sty m:val="p"/>
+          </m:rPr>
+          <m:t>−</m:t>
+        </m:r>
+        <m:r>
+          <m:t>2</m:t>
+        </m:r>
+        <m:r>
+          <m:t>n</m:t>
+        </m:r>
+        <m:r>
+          <m:rPr>
+            <m:sty m:val="p"/>
+          </m:rPr>
+          <m:t>+</m:t>
+        </m:r>
+        <m:r>
+          <m:t>3</m:t>
+        </m:r>
+        <m:r>
+          <m:rPr>
+            <m:sty m:val="p"/>
+          </m:rPr>
+          <m:t>)</m:t>
+        </m:r>
       </m:oMath>
       <w:r>
         <w:t xml:space="preserve">.</w:t>
@@ -817,31 +835,33 @@
         <m:r>
           <m:t>x</m:t>
         </m:r>
-        <m:d>
-          <m:dPr>
-            <m:begChr m:val="("/>
-            <m:sepChr m:val=""/>
-            <m:endChr m:val=")"/>
-            <m:grow/>
-          </m:dPr>
-          <m:e>
-            <m:r>
-              <m:t>3</m:t>
-            </m:r>
-            <m:r>
-              <m:t>x</m:t>
-            </m:r>
-            <m:r>
-              <m:rPr>
-                <m:sty m:val="p"/>
-              </m:rPr>
-              <m:t>+</m:t>
-            </m:r>
-            <m:r>
-              <m:t>4</m:t>
-            </m:r>
-          </m:e>
-        </m:d>
+        <m:r>
+          <m:rPr>
+            <m:sty m:val="p"/>
+          </m:rPr>
+          <m:t>(</m:t>
+        </m:r>
+        <m:r>
+          <m:t>3</m:t>
+        </m:r>
+        <m:r>
+          <m:t>x</m:t>
+        </m:r>
+        <m:r>
+          <m:rPr>
+            <m:sty m:val="p"/>
+          </m:rPr>
+          <m:t>+</m:t>
+        </m:r>
+        <m:r>
+          <m:t>4</m:t>
+        </m:r>
+        <m:r>
+          <m:rPr>
+            <m:sty m:val="p"/>
+          </m:rPr>
+          <m:t>)</m:t>
+        </m:r>
       </m:oMath>
       <w:r>
         <w:t xml:space="preserve">.</w:t>
@@ -927,59 +947,63 @@
         <m:r>
           <m:t>b</m:t>
         </m:r>
-        <m:d>
-          <m:dPr>
-            <m:begChr m:val="("/>
-            <m:sepChr m:val=""/>
-            <m:endChr m:val=")"/>
-            <m:grow/>
-          </m:dPr>
+        <m:r>
+          <m:rPr>
+            <m:sty m:val="p"/>
+          </m:rPr>
+          <m:t>(</m:t>
+        </m:r>
+        <m:sSup>
           <m:e>
-            <m:sSup>
-              <m:e>
-                <m:r>
-                  <m:t>a</m:t>
-                </m:r>
-              </m:e>
-              <m:sup>
-                <m:r>
-                  <m:t>2</m:t>
-                </m:r>
-              </m:sup>
-            </m:sSup>
-            <m:r>
-              <m:rPr>
-                <m:sty m:val="p"/>
-              </m:rPr>
-              <m:t>+</m:t>
-            </m:r>
-            <m:r>
-              <m:t>b</m:t>
-            </m:r>
-            <m:d>
-              <m:dPr>
-                <m:begChr m:val="("/>
-                <m:sepChr m:val=""/>
-                <m:endChr m:val=")"/>
-                <m:grow/>
-              </m:dPr>
-              <m:e>
-                <m:r>
-                  <m:t>1</m:t>
-                </m:r>
-                <m:r>
-                  <m:rPr>
-                    <m:sty m:val="p"/>
-                  </m:rPr>
-                  <m:t>+</m:t>
-                </m:r>
-                <m:r>
-                  <m:t>b</m:t>
-                </m:r>
-              </m:e>
-            </m:d>
+            <m:r>
+              <m:t>a</m:t>
+            </m:r>
           </m:e>
-        </m:d>
+          <m:sup>
+            <m:r>
+              <m:t>2</m:t>
+            </m:r>
+          </m:sup>
+        </m:sSup>
+        <m:r>
+          <m:rPr>
+            <m:sty m:val="p"/>
+          </m:rPr>
+          <m:t>+</m:t>
+        </m:r>
+        <m:r>
+          <m:t>b</m:t>
+        </m:r>
+        <m:r>
+          <m:rPr>
+            <m:sty m:val="p"/>
+          </m:rPr>
+          <m:t>(</m:t>
+        </m:r>
+        <m:r>
+          <m:t>1</m:t>
+        </m:r>
+        <m:r>
+          <m:rPr>
+            <m:sty m:val="p"/>
+          </m:rPr>
+          <m:t>+</m:t>
+        </m:r>
+        <m:r>
+          <m:t>b</m:t>
+        </m:r>
+        <m:r>
+          <m:rPr>
+            <m:sty m:val="p"/>
+          </m:rPr>
+          <m:t>)</m:t>
+        </m:r>
+        <m:r>
+          <m:rPr>
+            <m:sty m:val="p"/>
+          </m:rPr>
+          <m:t>)</m:t>
+        </m:r>
       </m:oMath>
       <w:r>
         <w:t xml:space="preserve">.</w:t>
@@ -999,28 +1023,30 @@
         <m:r>
           <m:t>x</m:t>
         </m:r>
-        <m:d>
-          <m:dPr>
-            <m:begChr m:val="("/>
-            <m:sepChr m:val=""/>
-            <m:endChr m:val=")"/>
-            <m:grow/>
-          </m:dPr>
-          <m:e>
-            <m:r>
-              <m:t>x</m:t>
-            </m:r>
-            <m:r>
-              <m:rPr>
-                <m:sty m:val="p"/>
-              </m:rPr>
-              <m:t>−</m:t>
-            </m:r>
-            <m:r>
-              <m:t>6</m:t>
-            </m:r>
-          </m:e>
-        </m:d>
+        <m:r>
+          <m:rPr>
+            <m:sty m:val="p"/>
+          </m:rPr>
+          <m:t>(</m:t>
+        </m:r>
+        <m:r>
+          <m:t>x</m:t>
+        </m:r>
+        <m:r>
+          <m:rPr>
+            <m:sty m:val="p"/>
+          </m:rPr>
+          <m:t>−</m:t>
+        </m:r>
+        <m:r>
+          <m:t>6</m:t>
+        </m:r>
+        <m:r>
+          <m:rPr>
+            <m:sty m:val="p"/>
+          </m:rPr>
+          <m:t>)</m:t>
+        </m:r>
         <m:r>
           <m:rPr>
             <m:sty m:val="p"/>
@@ -1030,78 +1056,84 @@
         <m:r>
           <m:t>3</m:t>
         </m:r>
-        <m:d>
-          <m:dPr>
-            <m:begChr m:val="("/>
-            <m:sepChr m:val=""/>
-            <m:endChr m:val=")"/>
-            <m:grow/>
-          </m:dPr>
-          <m:e>
-            <m:r>
-              <m:t>6</m:t>
-            </m:r>
-            <m:r>
-              <m:rPr>
-                <m:sty m:val="p"/>
-              </m:rPr>
-              <m:t>−</m:t>
-            </m:r>
-            <m:r>
-              <m:t>x</m:t>
-            </m:r>
-          </m:e>
-        </m:d>
+        <m:r>
+          <m:rPr>
+            <m:sty m:val="p"/>
+          </m:rPr>
+          <m:t>(</m:t>
+        </m:r>
+        <m:r>
+          <m:t>6</m:t>
+        </m:r>
+        <m:r>
+          <m:rPr>
+            <m:sty m:val="p"/>
+          </m:rPr>
+          <m:t>−</m:t>
+        </m:r>
+        <m:r>
+          <m:t>x</m:t>
+        </m:r>
+        <m:r>
+          <m:rPr>
+            <m:sty m:val="p"/>
+          </m:rPr>
+          <m:t>)</m:t>
+        </m:r>
         <m:r>
           <m:rPr>
             <m:sty m:val="p"/>
           </m:rPr>
           <m:t>=</m:t>
         </m:r>
-        <m:d>
-          <m:dPr>
-            <m:begChr m:val="("/>
-            <m:sepChr m:val=""/>
-            <m:endChr m:val=")"/>
-            <m:grow/>
-          </m:dPr>
-          <m:e>
-            <m:r>
-              <m:t>x</m:t>
-            </m:r>
-            <m:r>
-              <m:rPr>
-                <m:sty m:val="p"/>
-              </m:rPr>
-              <m:t>−</m:t>
-            </m:r>
-            <m:r>
-              <m:t>6</m:t>
-            </m:r>
-          </m:e>
-        </m:d>
-        <m:d>
-          <m:dPr>
-            <m:begChr m:val="("/>
-            <m:sepChr m:val=""/>
-            <m:endChr m:val=")"/>
-            <m:grow/>
-          </m:dPr>
-          <m:e>
-            <m:r>
-              <m:t>x</m:t>
-            </m:r>
-            <m:r>
-              <m:rPr>
-                <m:sty m:val="p"/>
-              </m:rPr>
-              <m:t>−</m:t>
-            </m:r>
-            <m:r>
-              <m:t>3</m:t>
-            </m:r>
-          </m:e>
-        </m:d>
+        <m:r>
+          <m:rPr>
+            <m:sty m:val="p"/>
+          </m:rPr>
+          <m:t>(</m:t>
+        </m:r>
+        <m:r>
+          <m:t>x</m:t>
+        </m:r>
+        <m:r>
+          <m:rPr>
+            <m:sty m:val="p"/>
+          </m:rPr>
+          <m:t>−</m:t>
+        </m:r>
+        <m:r>
+          <m:t>6</m:t>
+        </m:r>
+        <m:r>
+          <m:rPr>
+            <m:sty m:val="p"/>
+          </m:rPr>
+          <m:t>)</m:t>
+        </m:r>
+        <m:r>
+          <m:rPr>
+            <m:sty m:val="p"/>
+          </m:rPr>
+          <m:t>(</m:t>
+        </m:r>
+        <m:r>
+          <m:t>x</m:t>
+        </m:r>
+        <m:r>
+          <m:rPr>
+            <m:sty m:val="p"/>
+          </m:rPr>
+          <m:t>−</m:t>
+        </m:r>
+        <m:r>
+          <m:t>3</m:t>
+        </m:r>
+        <m:r>
+          <m:rPr>
+            <m:sty m:val="p"/>
+          </m:rPr>
+          <m:t>)</m:t>
+        </m:r>
       </m:oMath>
       <w:r>
         <w:t xml:space="preserve">.</w:t>
@@ -1166,50 +1198,54 @@
           </m:rPr>
           <m:t>=</m:t>
         </m:r>
-        <m:d>
-          <m:dPr>
-            <m:begChr m:val="("/>
-            <m:sepChr m:val=""/>
-            <m:endChr m:val=")"/>
-            <m:grow/>
-          </m:dPr>
-          <m:e>
-            <m:r>
-              <m:t>w</m:t>
-            </m:r>
-            <m:r>
-              <m:rPr>
-                <m:sty m:val="p"/>
-              </m:rPr>
-              <m:t>+</m:t>
-            </m:r>
-            <m:r>
-              <m:t>z</m:t>
-            </m:r>
-          </m:e>
-        </m:d>
-        <m:d>
-          <m:dPr>
-            <m:begChr m:val="("/>
-            <m:sepChr m:val=""/>
-            <m:endChr m:val=")"/>
-            <m:grow/>
-          </m:dPr>
-          <m:e>
-            <m:r>
-              <m:t>3</m:t>
-            </m:r>
-            <m:r>
-              <m:rPr>
-                <m:sty m:val="p"/>
-              </m:rPr>
-              <m:t>+</m:t>
-            </m:r>
-            <m:r>
-              <m:t>x</m:t>
-            </m:r>
-          </m:e>
-        </m:d>
+        <m:r>
+          <m:rPr>
+            <m:sty m:val="p"/>
+          </m:rPr>
+          <m:t>(</m:t>
+        </m:r>
+        <m:r>
+          <m:t>w</m:t>
+        </m:r>
+        <m:r>
+          <m:rPr>
+            <m:sty m:val="p"/>
+          </m:rPr>
+          <m:t>+</m:t>
+        </m:r>
+        <m:r>
+          <m:t>z</m:t>
+        </m:r>
+        <m:r>
+          <m:rPr>
+            <m:sty m:val="p"/>
+          </m:rPr>
+          <m:t>)</m:t>
+        </m:r>
+        <m:r>
+          <m:rPr>
+            <m:sty m:val="p"/>
+          </m:rPr>
+          <m:t>(</m:t>
+        </m:r>
+        <m:r>
+          <m:t>3</m:t>
+        </m:r>
+        <m:r>
+          <m:rPr>
+            <m:sty m:val="p"/>
+          </m:rPr>
+          <m:t>+</m:t>
+        </m:r>
+        <m:r>
+          <m:t>x</m:t>
+        </m:r>
+        <m:r>
+          <m:rPr>
+            <m:sty m:val="p"/>
+          </m:rPr>
+          <m:t>)</m:t>
+        </m:r>
       </m:oMath>
       <w:r>
         <w:t xml:space="preserve">.</w:t>
@@ -1280,53 +1316,57 @@
           </m:rPr>
           <m:t>=</m:t>
         </m:r>
-        <m:d>
-          <m:dPr>
-            <m:begChr m:val="("/>
-            <m:sepChr m:val=""/>
-            <m:endChr m:val=")"/>
-            <m:grow/>
-          </m:dPr>
-          <m:e>
-            <m:r>
-              <m:t>2</m:t>
-            </m:r>
-            <m:r>
-              <m:t>a</m:t>
-            </m:r>
-            <m:r>
-              <m:rPr>
-                <m:sty m:val="p"/>
-              </m:rPr>
-              <m:t>+</m:t>
-            </m:r>
-            <m:r>
-              <m:t>b</m:t>
-            </m:r>
-          </m:e>
-        </m:d>
-        <m:d>
-          <m:dPr>
-            <m:begChr m:val="("/>
-            <m:sepChr m:val=""/>
-            <m:endChr m:val=")"/>
-            <m:grow/>
-          </m:dPr>
-          <m:e>
-            <m:r>
-              <m:t>b</m:t>
-            </m:r>
-            <m:r>
-              <m:rPr>
-                <m:sty m:val="p"/>
-              </m:rPr>
-              <m:t>−</m:t>
-            </m:r>
-            <m:r>
-              <m:t>1</m:t>
-            </m:r>
-          </m:e>
-        </m:d>
+        <m:r>
+          <m:rPr>
+            <m:sty m:val="p"/>
+          </m:rPr>
+          <m:t>(</m:t>
+        </m:r>
+        <m:r>
+          <m:t>2</m:t>
+        </m:r>
+        <m:r>
+          <m:t>a</m:t>
+        </m:r>
+        <m:r>
+          <m:rPr>
+            <m:sty m:val="p"/>
+          </m:rPr>
+          <m:t>+</m:t>
+        </m:r>
+        <m:r>
+          <m:t>b</m:t>
+        </m:r>
+        <m:r>
+          <m:rPr>
+            <m:sty m:val="p"/>
+          </m:rPr>
+          <m:t>)</m:t>
+        </m:r>
+        <m:r>
+          <m:rPr>
+            <m:sty m:val="p"/>
+          </m:rPr>
+          <m:t>(</m:t>
+        </m:r>
+        <m:r>
+          <m:t>b</m:t>
+        </m:r>
+        <m:r>
+          <m:rPr>
+            <m:sty m:val="p"/>
+          </m:rPr>
+          <m:t>−</m:t>
+        </m:r>
+        <m:r>
+          <m:t>1</m:t>
+        </m:r>
+        <m:r>
+          <m:rPr>
+            <m:sty m:val="p"/>
+          </m:rPr>
+          <m:t>)</m:t>
+        </m:r>
       </m:oMath>
       <w:r>
         <w:t xml:space="preserve">.</w:t>
@@ -1430,79 +1470,85 @@
           </m:rPr>
           <m:t>=</m:t>
         </m:r>
-        <m:d>
-          <m:dPr>
-            <m:begChr m:val="("/>
-            <m:sepChr m:val=""/>
-            <m:endChr m:val=")"/>
-            <m:grow/>
-          </m:dPr>
-          <m:e>
-            <m:r>
-              <m:t>b</m:t>
-            </m:r>
-            <m:r>
-              <m:rPr>
-                <m:sty m:val="p"/>
-              </m:rPr>
-              <m:t>+</m:t>
-            </m:r>
-            <m:r>
-              <m:t>3</m:t>
-            </m:r>
-          </m:e>
-        </m:d>
-        <m:d>
-          <m:dPr>
-            <m:begChr m:val="("/>
-            <m:sepChr m:val=""/>
-            <m:endChr m:val=")"/>
-            <m:grow/>
-          </m:dPr>
-          <m:e>
-            <m:r>
-              <m:t>a</m:t>
-            </m:r>
-            <m:r>
-              <m:rPr>
-                <m:sty m:val="p"/>
-              </m:rPr>
-              <m:t>−</m:t>
-            </m:r>
-            <m:r>
-              <m:t>1</m:t>
-            </m:r>
-          </m:e>
-        </m:d>
-        <m:d>
-          <m:dPr>
-            <m:begChr m:val="("/>
-            <m:sepChr m:val=""/>
-            <m:endChr m:val=")"/>
-            <m:grow/>
-          </m:dPr>
-          <m:e>
-            <m:r>
-              <m:t>a</m:t>
-            </m:r>
-            <m:r>
-              <m:rPr>
-                <m:sty m:val="p"/>
-              </m:rPr>
-              <m:t>+</m:t>
-            </m:r>
-            <m:r>
-              <m:t>2</m:t>
-            </m:r>
-          </m:e>
-        </m:d>
+        <m:r>
+          <m:rPr>
+            <m:sty m:val="p"/>
+          </m:rPr>
+          <m:t>(</m:t>
+        </m:r>
+        <m:r>
+          <m:t>b</m:t>
+        </m:r>
+        <m:r>
+          <m:rPr>
+            <m:sty m:val="p"/>
+          </m:rPr>
+          <m:t>+</m:t>
+        </m:r>
+        <m:r>
+          <m:t>3</m:t>
+        </m:r>
+        <m:r>
+          <m:rPr>
+            <m:sty m:val="p"/>
+          </m:rPr>
+          <m:t>)</m:t>
+        </m:r>
+        <m:r>
+          <m:rPr>
+            <m:sty m:val="p"/>
+          </m:rPr>
+          <m:t>(</m:t>
+        </m:r>
+        <m:r>
+          <m:t>a</m:t>
+        </m:r>
+        <m:r>
+          <m:rPr>
+            <m:sty m:val="p"/>
+          </m:rPr>
+          <m:t>−</m:t>
+        </m:r>
+        <m:r>
+          <m:t>1</m:t>
+        </m:r>
+        <m:r>
+          <m:rPr>
+            <m:sty m:val="p"/>
+          </m:rPr>
+          <m:t>)</m:t>
+        </m:r>
+        <m:r>
+          <m:rPr>
+            <m:sty m:val="p"/>
+          </m:rPr>
+          <m:t>(</m:t>
+        </m:r>
+        <m:r>
+          <m:t>a</m:t>
+        </m:r>
+        <m:r>
+          <m:rPr>
+            <m:sty m:val="p"/>
+          </m:rPr>
+          <m:t>+</m:t>
+        </m:r>
+        <m:r>
+          <m:t>2</m:t>
+        </m:r>
+        <m:r>
+          <m:rPr>
+            <m:sty m:val="p"/>
+          </m:rPr>
+          <m:t>)</m:t>
+        </m:r>
       </m:oMath>
       <w:r>
         <w:t xml:space="preserve">.</w:t>
       </w:r>
     </w:p>
-    <w:bookmarkEnd w:id="21"/>
-    <w:bookmarkStart w:id="22" w:name="q2"/>
+    <w:bookmarkEnd w:id="10"/>
+    <w:bookmarkStart w:id="11" w:name="q2"/>
     <w:p>
       <w:pPr>
         <w:pStyle w:val="Heading2"/>
@@ -1569,50 +1615,54 @@
           </m:rPr>
           <m:t>=</m:t>
         </m:r>
-        <m:d>
-          <m:dPr>
-            <m:begChr m:val="("/>
-            <m:sepChr m:val=""/>
-            <m:endChr m:val=")"/>
-            <m:grow/>
-          </m:dPr>
-          <m:e>
-            <m:r>
-              <m:t>x</m:t>
-            </m:r>
-            <m:r>
-              <m:rPr>
-                <m:sty m:val="p"/>
-              </m:rPr>
-              <m:t>+</m:t>
-            </m:r>
-            <m:r>
-              <m:t>5</m:t>
-            </m:r>
-          </m:e>
-        </m:d>
-        <m:d>
-          <m:dPr>
-            <m:begChr m:val="("/>
-            <m:sepChr m:val=""/>
-            <m:endChr m:val=")"/>
-            <m:grow/>
-          </m:dPr>
-          <m:e>
-            <m:r>
-              <m:t>x</m:t>
-            </m:r>
-            <m:r>
-              <m:rPr>
-                <m:sty m:val="p"/>
-              </m:rPr>
-              <m:t>+</m:t>
-            </m:r>
-            <m:r>
-              <m:t>1</m:t>
-            </m:r>
-          </m:e>
-        </m:d>
+        <m:r>
+          <m:rPr>
+            <m:sty m:val="p"/>
+          </m:rPr>
+          <m:t>(</m:t>
+        </m:r>
+        <m:r>
+          <m:t>x</m:t>
+        </m:r>
+        <m:r>
+          <m:rPr>
+            <m:sty m:val="p"/>
+          </m:rPr>
+          <m:t>+</m:t>
+        </m:r>
+        <m:r>
+          <m:t>5</m:t>
+        </m:r>
+        <m:r>
+          <m:rPr>
+            <m:sty m:val="p"/>
+          </m:rPr>
+          <m:t>)</m:t>
+        </m:r>
+        <m:r>
+          <m:rPr>
+            <m:sty m:val="p"/>
+          </m:rPr>
+          <m:t>(</m:t>
+        </m:r>
+        <m:r>
+          <m:t>x</m:t>
+        </m:r>
+        <m:r>
+          <m:rPr>
+            <m:sty m:val="p"/>
+          </m:rPr>
+          <m:t>+</m:t>
+        </m:r>
+        <m:r>
+          <m:t>1</m:t>
+        </m:r>
+        <m:r>
+          <m:rPr>
+            <m:sty m:val="p"/>
+          </m:rPr>
+          <m:t>)</m:t>
+        </m:r>
       </m:oMath>
       <w:r>
         <w:t xml:space="preserve">.</w:t>
@@ -1668,50 +1718,54 @@
           </m:rPr>
           <m:t>=</m:t>
         </m:r>
-        <m:d>
-          <m:dPr>
-            <m:begChr m:val="("/>
-            <m:sepChr m:val=""/>
-            <m:endChr m:val=")"/>
-            <m:grow/>
-          </m:dPr>
-          <m:e>
-            <m:r>
-              <m:t>x</m:t>
-            </m:r>
-            <m:r>
-              <m:rPr>
-                <m:sty m:val="p"/>
-              </m:rPr>
-              <m:t>−</m:t>
-            </m:r>
-            <m:r>
-              <m:t>4</m:t>
-            </m:r>
-          </m:e>
-        </m:d>
-        <m:d>
-          <m:dPr>
-            <m:begChr m:val="("/>
-            <m:sepChr m:val=""/>
-            <m:endChr m:val=")"/>
-            <m:grow/>
-          </m:dPr>
-          <m:e>
-            <m:r>
-              <m:t>x</m:t>
-            </m:r>
-            <m:r>
-              <m:rPr>
-                <m:sty m:val="p"/>
-              </m:rPr>
-              <m:t>+</m:t>
-            </m:r>
-            <m:r>
-              <m:t>1</m:t>
-            </m:r>
-          </m:e>
-        </m:d>
+        <m:r>
+          <m:rPr>
+            <m:sty m:val="p"/>
+          </m:rPr>
+          <m:t>(</m:t>
+        </m:r>
+        <m:r>
+          <m:t>x</m:t>
+        </m:r>
+        <m:r>
+          <m:rPr>
+            <m:sty m:val="p"/>
+          </m:rPr>
+          <m:t>−</m:t>
+        </m:r>
+        <m:r>
+          <m:t>4</m:t>
+        </m:r>
+        <m:r>
+          <m:rPr>
+            <m:sty m:val="p"/>
+          </m:rPr>
+          <m:t>)</m:t>
+        </m:r>
+        <m:r>
+          <m:rPr>
+            <m:sty m:val="p"/>
+          </m:rPr>
+          <m:t>(</m:t>
+        </m:r>
+        <m:r>
+          <m:t>x</m:t>
+        </m:r>
+        <m:r>
+          <m:rPr>
+            <m:sty m:val="p"/>
+          </m:rPr>
+          <m:t>+</m:t>
+        </m:r>
+        <m:r>
+          <m:t>1</m:t>
+        </m:r>
+        <m:r>
+          <m:rPr>
+            <m:sty m:val="p"/>
+          </m:rPr>
+          <m:t>)</m:t>
+        </m:r>
       </m:oMath>
       <w:r>
         <w:t xml:space="preserve">.</w:t>
@@ -1767,50 +1821,54 @@
           </m:rPr>
           <m:t>=</m:t>
         </m:r>
-        <m:d>
-          <m:dPr>
-            <m:begChr m:val="("/>
-            <m:sepChr m:val=""/>
-            <m:endChr m:val=")"/>
-            <m:grow/>
-          </m:dPr>
-          <m:e>
-            <m:r>
-              <m:t>x</m:t>
-            </m:r>
-            <m:r>
-              <m:rPr>
-                <m:sty m:val="p"/>
-              </m:rPr>
-              <m:t>−</m:t>
-            </m:r>
-            <m:r>
-              <m:t>3</m:t>
-            </m:r>
-          </m:e>
-        </m:d>
-        <m:d>
-          <m:dPr>
-            <m:begChr m:val="("/>
-            <m:sepChr m:val=""/>
-            <m:endChr m:val=")"/>
-            <m:grow/>
-          </m:dPr>
-          <m:e>
-            <m:r>
-              <m:t>x</m:t>
-            </m:r>
-            <m:r>
-              <m:rPr>
-                <m:sty m:val="p"/>
-              </m:rPr>
-              <m:t>−</m:t>
-            </m:r>
-            <m:r>
-              <m:t>1</m:t>
-            </m:r>
-          </m:e>
-        </m:d>
+        <m:r>
+          <m:rPr>
+            <m:sty m:val="p"/>
+          </m:rPr>
+          <m:t>(</m:t>
+        </m:r>
+        <m:r>
+          <m:t>x</m:t>
+        </m:r>
+        <m:r>
+          <m:rPr>
+            <m:sty m:val="p"/>
+          </m:rPr>
+          <m:t>−</m:t>
+        </m:r>
+        <m:r>
+          <m:t>3</m:t>
+        </m:r>
+        <m:r>
+          <m:rPr>
+            <m:sty m:val="p"/>
+          </m:rPr>
+          <m:t>)</m:t>
+        </m:r>
+        <m:r>
+          <m:rPr>
+            <m:sty m:val="p"/>
+          </m:rPr>
+          <m:t>(</m:t>
+        </m:r>
+        <m:r>
+          <m:t>x</m:t>
+        </m:r>
+        <m:r>
+          <m:rPr>
+            <m:sty m:val="p"/>
+          </m:rPr>
+          <m:t>−</m:t>
+        </m:r>
+        <m:r>
+          <m:t>1</m:t>
+        </m:r>
+        <m:r>
+          <m:rPr>
+            <m:sty m:val="p"/>
+          </m:rPr>
+          <m:t>)</m:t>
+        </m:r>
       </m:oMath>
       <w:r>
         <w:t xml:space="preserve">.</w:t>
@@ -1869,53 +1927,57 @@
           </m:rPr>
           <m:t>=</m:t>
         </m:r>
-        <m:d>
-          <m:dPr>
-            <m:begChr m:val="("/>
-            <m:sepChr m:val=""/>
-            <m:endChr m:val=")"/>
-            <m:grow/>
-          </m:dPr>
-          <m:e>
-            <m:r>
-              <m:t>2</m:t>
-            </m:r>
-            <m:r>
-              <m:t>x</m:t>
-            </m:r>
-            <m:r>
-              <m:rPr>
-                <m:sty m:val="p"/>
-              </m:rPr>
-              <m:t>−</m:t>
-            </m:r>
-            <m:r>
-              <m:t>7</m:t>
-            </m:r>
-          </m:e>
-        </m:d>
-        <m:d>
-          <m:dPr>
-            <m:begChr m:val="("/>
-            <m:sepChr m:val=""/>
-            <m:endChr m:val=")"/>
-            <m:grow/>
-          </m:dPr>
-          <m:e>
-            <m:r>
-              <m:t>x</m:t>
-            </m:r>
-            <m:r>
-              <m:rPr>
-                <m:sty m:val="p"/>
-              </m:rPr>
-              <m:t>−</m:t>
-            </m:r>
-            <m:r>
-              <m:t>3</m:t>
-            </m:r>
-          </m:e>
-        </m:d>
+        <m:r>
+          <m:rPr>
+            <m:sty m:val="p"/>
+          </m:rPr>
+          <m:t>(</m:t>
+        </m:r>
+        <m:r>
+          <m:t>2</m:t>
+        </m:r>
+        <m:r>
+          <m:t>x</m:t>
+        </m:r>
+        <m:r>
+          <m:rPr>
+            <m:sty m:val="p"/>
+          </m:rPr>
+          <m:t>−</m:t>
+        </m:r>
+        <m:r>
+          <m:t>7</m:t>
+        </m:r>
+        <m:r>
+          <m:rPr>
+            <m:sty m:val="p"/>
+          </m:rPr>
+          <m:t>)</m:t>
+        </m:r>
+        <m:r>
+          <m:rPr>
+            <m:sty m:val="p"/>
+          </m:rPr>
+          <m:t>(</m:t>
+        </m:r>
+        <m:r>
+          <m:t>x</m:t>
+        </m:r>
+        <m:r>
+          <m:rPr>
+            <m:sty m:val="p"/>
+          </m:rPr>
+          <m:t>−</m:t>
+        </m:r>
+        <m:r>
+          <m:t>3</m:t>
+        </m:r>
+        <m:r>
+          <m:rPr>
+            <m:sty m:val="p"/>
+          </m:rPr>
+          <m:t>)</m:t>
+        </m:r>
       </m:oMath>
       <w:r>
         <w:t xml:space="preserve">.</w:t>
@@ -1977,50 +2039,54 @@
         <m:r>
           <m:t>5</m:t>
         </m:r>
-        <m:d>
-          <m:dPr>
-            <m:begChr m:val="("/>
-            <m:sepChr m:val=""/>
-            <m:endChr m:val=")"/>
-            <m:grow/>
-          </m:dPr>
-          <m:e>
-            <m:r>
-              <m:t>x</m:t>
-            </m:r>
-            <m:r>
-              <m:rPr>
-                <m:sty m:val="p"/>
-              </m:rPr>
-              <m:t>−</m:t>
-            </m:r>
-            <m:r>
-              <m:t>1</m:t>
-            </m:r>
-          </m:e>
-        </m:d>
-        <m:d>
-          <m:dPr>
-            <m:begChr m:val="("/>
-            <m:sepChr m:val=""/>
-            <m:endChr m:val=")"/>
-            <m:grow/>
-          </m:dPr>
-          <m:e>
-            <m:r>
-              <m:t>x</m:t>
-            </m:r>
-            <m:r>
-              <m:rPr>
-                <m:sty m:val="p"/>
-              </m:rPr>
-              <m:t>−</m:t>
-            </m:r>
-            <m:r>
-              <m:t>1</m:t>
-            </m:r>
-          </m:e>
-        </m:d>
+        <m:r>
+          <m:rPr>
+            <m:sty m:val="p"/>
+          </m:rPr>
+          <m:t>(</m:t>
+        </m:r>
+        <m:r>
+          <m:t>x</m:t>
+        </m:r>
+        <m:r>
+          <m:rPr>
+            <m:sty m:val="p"/>
+          </m:rPr>
+          <m:t>−</m:t>
+        </m:r>
+        <m:r>
+          <m:t>1</m:t>
+        </m:r>
+        <m:r>
+          <m:rPr>
+            <m:sty m:val="p"/>
+          </m:rPr>
+          <m:t>)</m:t>
+        </m:r>
+        <m:r>
+          <m:rPr>
+            <m:sty m:val="p"/>
+          </m:rPr>
+          <m:t>(</m:t>
+        </m:r>
+        <m:r>
+          <m:t>x</m:t>
+        </m:r>
+        <m:r>
+          <m:rPr>
+            <m:sty m:val="p"/>
+          </m:rPr>
+          <m:t>−</m:t>
+        </m:r>
+        <m:r>
+          <m:t>1</m:t>
+        </m:r>
+        <m:r>
+          <m:rPr>
+            <m:sty m:val="p"/>
+          </m:rPr>
+          <m:t>)</m:t>
+        </m:r>
       </m:oMath>
       <w:r>
         <w:t xml:space="preserve">.</w:t>
@@ -2088,56 +2154,60 @@
           </m:rPr>
           <m:t>=</m:t>
         </m:r>
-        <m:d>
-          <m:dPr>
-            <m:begChr m:val="("/>
-            <m:sepChr m:val=""/>
-            <m:endChr m:val=")"/>
-            <m:grow/>
-          </m:dPr>
-          <m:e>
-            <m:r>
-              <m:t>x</m:t>
-            </m:r>
-            <m:r>
-              <m:rPr>
-                <m:sty m:val="p"/>
-              </m:rPr>
-              <m:t>−</m:t>
-            </m:r>
-            <m:r>
-              <m:t>3</m:t>
-            </m:r>
-            <m:r>
-              <m:t>y</m:t>
-            </m:r>
-          </m:e>
-        </m:d>
-        <m:d>
-          <m:dPr>
-            <m:begChr m:val="("/>
-            <m:sepChr m:val=""/>
-            <m:endChr m:val=")"/>
-            <m:grow/>
-          </m:dPr>
-          <m:e>
-            <m:r>
-              <m:t>x</m:t>
-            </m:r>
-            <m:r>
-              <m:rPr>
-                <m:sty m:val="p"/>
-              </m:rPr>
-              <m:t>+</m:t>
-            </m:r>
-            <m:r>
-              <m:t>2</m:t>
-            </m:r>
-            <m:r>
-              <m:t>y</m:t>
-            </m:r>
-          </m:e>
-        </m:d>
+        <m:r>
+          <m:rPr>
+            <m:sty m:val="p"/>
+          </m:rPr>
+          <m:t>(</m:t>
+        </m:r>
+        <m:r>
+          <m:t>x</m:t>
+        </m:r>
+        <m:r>
+          <m:rPr>
+            <m:sty m:val="p"/>
+          </m:rPr>
+          <m:t>−</m:t>
+        </m:r>
+        <m:r>
+          <m:t>3</m:t>
+        </m:r>
+        <m:r>
+          <m:t>y</m:t>
+        </m:r>
+        <m:r>
+          <m:rPr>
+            <m:sty m:val="p"/>
+          </m:rPr>
+          <m:t>)</m:t>
+        </m:r>
+        <m:r>
+          <m:rPr>
+            <m:sty m:val="p"/>
+          </m:rPr>
+          <m:t>(</m:t>
+        </m:r>
+        <m:r>
+          <m:t>x</m:t>
+        </m:r>
+        <m:r>
+          <m:rPr>
+            <m:sty m:val="p"/>
+          </m:rPr>
+          <m:t>+</m:t>
+        </m:r>
+        <m:r>
+          <m:t>2</m:t>
+        </m:r>
+        <m:r>
+          <m:t>y</m:t>
+        </m:r>
+        <m:r>
+          <m:rPr>
+            <m:sty m:val="p"/>
+          </m:rPr>
+          <m:t>)</m:t>
+        </m:r>
       </m:oMath>
       <w:r>
         <w:t xml:space="preserve">.</w:t>
@@ -2247,53 +2317,322 @@
             </m:r>
           </m:sup>
         </m:sSup>
-        <m:d>
-          <m:dPr>
-            <m:begChr m:val="("/>
-            <m:sepChr m:val=""/>
-            <m:endChr m:val=")"/>
-            <m:grow/>
-          </m:dPr>
+        <m:r>
+          <m:rPr>
+            <m:sty m:val="p"/>
+          </m:rPr>
+          <m:t>(</m:t>
+        </m:r>
+        <m:r>
+          <m:t>3</m:t>
+        </m:r>
+        <m:r>
+          <m:t>x</m:t>
+        </m:r>
+        <m:r>
+          <m:rPr>
+            <m:sty m:val="p"/>
+          </m:rPr>
+          <m:t>−</m:t>
+        </m:r>
+        <m:r>
+          <m:t>1</m:t>
+        </m:r>
+        <m:r>
+          <m:rPr>
+            <m:sty m:val="p"/>
+          </m:rPr>
+          <m:t>)</m:t>
+        </m:r>
+        <m:r>
+          <m:rPr>
+            <m:sty m:val="p"/>
+          </m:rPr>
+          <m:t>(</m:t>
+        </m:r>
+        <m:r>
+          <m:t>x</m:t>
+        </m:r>
+        <m:r>
+          <m:rPr>
+            <m:sty m:val="p"/>
+          </m:rPr>
+          <m:t>+</m:t>
+        </m:r>
+        <m:r>
+          <m:t>1</m:t>
+        </m:r>
+        <m:r>
+          <m:rPr>
+            <m:sty m:val="p"/>
+          </m:rPr>
+          <m:t>)</m:t>
+        </m:r>
+      </m:oMath>
+      <w:r>
+        <w:t xml:space="preserve">.</w:t>
+      </w:r>
+    </w:p>
+    <w:p>
+      <w:pPr>
+        <w:pStyle w:val="BodyText"/>
+      </w:pPr>
+      <w:r>
+        <w:t xml:space="preserve">2.8.</w:t>
+      </w:r>
+      <w:r>
+        <w:t xml:space="preserve"> </w:t>
+      </w:r>
+      <m:oMath>
+        <m:sSup>
           <m:e>
             <m:r>
-              <m:t>3</m:t>
-            </m:r>
-            <m:r>
               <m:t>x</m:t>
             </m:r>
+          </m:e>
+          <m:sup>
+            <m:r>
+              <m:t>2</m:t>
+            </m:r>
+          </m:sup>
+        </m:sSup>
+        <m:r>
+          <m:rPr>
+            <m:sty m:val="p"/>
+          </m:rPr>
+          <m:t>−</m:t>
+        </m:r>
+        <m:r>
+          <m:t>4</m:t>
+        </m:r>
+        <m:r>
+          <m:t>y</m:t>
+        </m:r>
+        <m:r>
+          <m:t>x</m:t>
+        </m:r>
+        <m:r>
+          <m:rPr>
+            <m:sty m:val="p"/>
+          </m:rPr>
+          <m:t>−</m:t>
+        </m:r>
+        <m:r>
+          <m:t>x</m:t>
+        </m:r>
+        <m:r>
+          <m:rPr>
+            <m:sty m:val="p"/>
+          </m:rPr>
+          <m:t>+</m:t>
+        </m:r>
+        <m:r>
+          <m:t>4</m:t>
+        </m:r>
+        <m:r>
+          <m:t>y</m:t>
+        </m:r>
+        <m:r>
+          <m:rPr>
+            <m:sty m:val="p"/>
+          </m:rPr>
+          <m:t>=</m:t>
+        </m:r>
+        <m:r>
+          <m:rPr>
+            <m:sty m:val="p"/>
+          </m:rPr>
+          <m:t>(</m:t>
+        </m:r>
+        <m:r>
+          <m:t>x</m:t>
+        </m:r>
+        <m:r>
+          <m:rPr>
+            <m:sty m:val="p"/>
+          </m:rPr>
+          <m:t>−</m:t>
+        </m:r>
+        <m:r>
+          <m:t>4</m:t>
+        </m:r>
+        <m:r>
+          <m:t>y</m:t>
+        </m:r>
+        <m:r>
+          <m:rPr>
+            <m:sty m:val="p"/>
+          </m:rPr>
+          <m:t>)</m:t>
+        </m:r>
+        <m:r>
+          <m:rPr>
+            <m:sty m:val="p"/>
+          </m:rPr>
+          <m:t>(</m:t>
+        </m:r>
+        <m:r>
+          <m:t>x</m:t>
+        </m:r>
+        <m:r>
+          <m:rPr>
+            <m:sty m:val="p"/>
+          </m:rPr>
+          <m:t>−</m:t>
+        </m:r>
+        <m:r>
+          <m:t>1</m:t>
+        </m:r>
+        <m:r>
+          <m:rPr>
+            <m:sty m:val="p"/>
+          </m:rPr>
+          <m:t>)</m:t>
+        </m:r>
+      </m:oMath>
+      <w:r>
+        <w:t xml:space="preserve">.</w:t>
+      </w:r>
+    </w:p>
+    <w:p>
+      <w:pPr>
+        <w:pStyle w:val="BodyText"/>
+      </w:pPr>
+      <w:r>
+        <w:t xml:space="preserve">2.9.</w:t>
+      </w:r>
+      <w:r>
+        <w:t xml:space="preserve"> </w:t>
+      </w:r>
+      <m:oMath>
+        <m:sSup>
+          <m:e>
+            <m:r>
+              <m:t>x</m:t>
+            </m:r>
+          </m:e>
+          <m:sup>
+            <m:r>
+              <m:t>2</m:t>
+            </m:r>
+          </m:sup>
+        </m:sSup>
+        <m:r>
+          <m:rPr>
+            <m:sty m:val="p"/>
+          </m:rPr>
+          <m:t>+</m:t>
+        </m:r>
+        <m:sSup>
+          <m:e>
+            <m:r>
+              <m:t>y</m:t>
+            </m:r>
+          </m:e>
+          <m:sup>
+            <m:r>
+              <m:t>2</m:t>
+            </m:r>
+          </m:sup>
+        </m:sSup>
+        <m:r>
+          <m:rPr>
+            <m:sty m:val="p"/>
+          </m:rPr>
+          <m:t>−</m:t>
+        </m:r>
+        <m:r>
+          <m:t>2</m:t>
+        </m:r>
+        <m:r>
+          <m:t>x</m:t>
+        </m:r>
+        <m:r>
+          <m:t>y</m:t>
+        </m:r>
+        <m:r>
+          <m:rPr>
+            <m:sty m:val="p"/>
+          </m:rPr>
+          <m:t>=</m:t>
+        </m:r>
+        <m:r>
+          <m:rPr>
+            <m:sty m:val="p"/>
+          </m:rPr>
+          <m:t>(</m:t>
+        </m:r>
+        <m:r>
+          <m:t>x</m:t>
+        </m:r>
+        <m:r>
+          <m:rPr>
+            <m:sty m:val="p"/>
+          </m:rPr>
+          <m:t>−</m:t>
+        </m:r>
+        <m:r>
+          <m:t>y</m:t>
+        </m:r>
+        <m:sSup>
+          <m:e>
             <m:r>
               <m:rPr>
                 <m:sty m:val="p"/>
               </m:rPr>
-              <m:t>−</m:t>
-            </m:r>
-            <m:r>
-              <m:t>1</m:t>
+              <m:t>)</m:t>
             </m:r>
           </m:e>
-        </m:d>
-        <m:d>
-          <m:dPr>
-            <m:begChr m:val="("/>
-            <m:sepChr m:val=""/>
-            <m:endChr m:val=")"/>
-            <m:grow/>
-          </m:dPr>
+          <m:sup>
+            <m:r>
+              <m:t>2</m:t>
+            </m:r>
+          </m:sup>
+        </m:sSup>
+      </m:oMath>
+      <w:r>
+        <w:t xml:space="preserve"> </w:t>
+      </w:r>
+      <w:r>
+        <w:t xml:space="preserve">or</w:t>
+      </w:r>
+      <w:r>
+        <w:t xml:space="preserve"> </w:t>
+      </w:r>
+      <m:oMath>
+        <m:r>
+          <m:rPr>
+            <m:sty m:val="p"/>
+          </m:rPr>
+          <m:t>(</m:t>
+        </m:r>
+        <m:r>
+          <m:t>y</m:t>
+        </m:r>
+        <m:r>
+          <m:rPr>
+            <m:sty m:val="p"/>
+          </m:rPr>
+          <m:t>−</m:t>
+        </m:r>
+        <m:r>
+          <m:t>x</m:t>
+        </m:r>
+        <m:sSup>
           <m:e>
-            <m:r>
-              <m:t>x</m:t>
-            </m:r>
             <m:r>
               <m:rPr>
                 <m:sty m:val="p"/>
               </m:rPr>
-              <m:t>+</m:t>
-            </m:r>
-            <m:r>
-              <m:t>1</m:t>
+              <m:t>)</m:t>
             </m:r>
           </m:e>
-        </m:d>
+          <m:sup>
+            <m:r>
+              <m:t>2</m:t>
+            </m:r>
+          </m:sup>
+        </m:sSup>
       </m:oMath>
       <w:r>
         <w:t xml:space="preserve">.</w:t>
@@ -2304,7 +2643,7 @@
         <w:pStyle w:val="BodyText"/>
       </w:pPr>
       <w:r>
-        <w:t xml:space="preserve">2.8.</w:t>
+        <w:t xml:space="preserve">2.10.</w:t>
       </w:r>
       <w:r>
         <w:t xml:space="preserve"> </w:t>
@@ -2328,20 +2667,53 @@
           </m:rPr>
           <m:t>−</m:t>
         </m:r>
-        <m:r>
-          <m:t>4</m:t>
+        <m:sSup>
+          <m:e>
+            <m:r>
+              <m:t>y</m:t>
+            </m:r>
+          </m:e>
+          <m:sup>
+            <m:r>
+              <m:t>2</m:t>
+            </m:r>
+          </m:sup>
+        </m:sSup>
+        <m:r>
+          <m:rPr>
+            <m:sty m:val="p"/>
+          </m:rPr>
+          <m:t>=</m:t>
+        </m:r>
+        <m:r>
+          <m:rPr>
+            <m:sty m:val="p"/>
+          </m:rPr>
+          <m:t>(</m:t>
+        </m:r>
+        <m:r>
+          <m:t>x</m:t>
+        </m:r>
+        <m:r>
+          <m:rPr>
+            <m:sty m:val="p"/>
+          </m:rPr>
+          <m:t>−</m:t>
         </m:r>
         <m:r>
           <m:t>y</m:t>
         </m:r>
         <m:r>
-          <m:t>x</m:t>
-        </m:r>
-        <m:r>
-          <m:rPr>
-            <m:sty m:val="p"/>
-          </m:rPr>
-          <m:t>−</m:t>
+          <m:rPr>
+            <m:sty m:val="p"/>
+          </m:rPr>
+          <m:t>)</m:t>
+        </m:r>
+        <m:r>
+          <m:rPr>
+            <m:sty m:val="p"/>
+          </m:rPr>
+          <m:t>(</m:t>
         </m:r>
         <m:r>
           <m:t>x</m:t>
@@ -2353,64 +2725,14 @@
           <m:t>+</m:t>
         </m:r>
         <m:r>
-          <m:t>4</m:t>
-        </m:r>
-        <m:r>
           <m:t>y</m:t>
         </m:r>
         <m:r>
           <m:rPr>
             <m:sty m:val="p"/>
           </m:rPr>
-          <m:t>=</m:t>
-        </m:r>
-        <m:d>
-          <m:dPr>
-            <m:begChr m:val="("/>
-            <m:sepChr m:val=""/>
-            <m:endChr m:val=")"/>
-            <m:grow/>
-          </m:dPr>
-          <m:e>
-            <m:r>
-              <m:t>x</m:t>
-            </m:r>
-            <m:r>
-              <m:rPr>
-                <m:sty m:val="p"/>
-              </m:rPr>
-              <m:t>−</m:t>
-            </m:r>
-            <m:r>
-              <m:t>4</m:t>
-            </m:r>
-            <m:r>
-              <m:t>y</m:t>
-            </m:r>
-          </m:e>
-        </m:d>
-        <m:d>
-          <m:dPr>
-            <m:begChr m:val="("/>
-            <m:sepChr m:val=""/>
-            <m:endChr m:val=")"/>
-            <m:grow/>
-          </m:dPr>
-          <m:e>
-            <m:r>
-              <m:t>x</m:t>
-            </m:r>
-            <m:r>
-              <m:rPr>
-                <m:sty m:val="p"/>
-              </m:rPr>
-              <m:t>−</m:t>
-            </m:r>
-            <m:r>
-              <m:t>1</m:t>
-            </m:r>
-          </m:e>
-        </m:d>
+          <m:t>)</m:t>
+        </m:r>
       </m:oMath>
       <w:r>
         <w:t xml:space="preserve">.</w:t>
@@ -2421,7 +2743,420 @@
         <w:pStyle w:val="BodyText"/>
       </w:pPr>
       <w:r>
-        <w:t xml:space="preserve">2.9.</w:t>
+        <w:t xml:space="preserve">2.11.</w:t>
+      </w:r>
+      <w:r>
+        <w:t xml:space="preserve"> </w:t>
+      </w:r>
+      <m:oMath>
+        <m:r>
+          <m:t>9</m:t>
+        </m:r>
+        <m:sSup>
+          <m:e>
+            <m:r>
+              <m:t>x</m:t>
+            </m:r>
+          </m:e>
+          <m:sup>
+            <m:r>
+              <m:t>2</m:t>
+            </m:r>
+          </m:sup>
+        </m:sSup>
+        <m:r>
+          <m:rPr>
+            <m:sty m:val="p"/>
+          </m:rPr>
+          <m:t>+</m:t>
+        </m:r>
+        <m:r>
+          <m:t>3</m:t>
+        </m:r>
+        <m:r>
+          <m:t>x</m:t>
+        </m:r>
+        <m:r>
+          <m:rPr>
+            <m:sty m:val="p"/>
+          </m:rPr>
+          <m:t>−</m:t>
+        </m:r>
+        <m:r>
+          <m:t>2</m:t>
+        </m:r>
+        <m:r>
+          <m:rPr>
+            <m:sty m:val="p"/>
+          </m:rPr>
+          <m:t>=</m:t>
+        </m:r>
+        <m:r>
+          <m:rPr>
+            <m:sty m:val="p"/>
+          </m:rPr>
+          <m:t>(</m:t>
+        </m:r>
+        <m:r>
+          <m:t>3</m:t>
+        </m:r>
+        <m:r>
+          <m:t>x</m:t>
+        </m:r>
+        <m:r>
+          <m:rPr>
+            <m:sty m:val="p"/>
+          </m:rPr>
+          <m:t>−</m:t>
+        </m:r>
+        <m:r>
+          <m:t>1</m:t>
+        </m:r>
+        <m:r>
+          <m:rPr>
+            <m:sty m:val="p"/>
+          </m:rPr>
+          <m:t>)</m:t>
+        </m:r>
+        <m:r>
+          <m:rPr>
+            <m:sty m:val="p"/>
+          </m:rPr>
+          <m:t>(</m:t>
+        </m:r>
+        <m:r>
+          <m:t>3</m:t>
+        </m:r>
+        <m:r>
+          <m:t>x</m:t>
+        </m:r>
+        <m:r>
+          <m:rPr>
+            <m:sty m:val="p"/>
+          </m:rPr>
+          <m:t>+</m:t>
+        </m:r>
+        <m:r>
+          <m:t>2</m:t>
+        </m:r>
+        <m:r>
+          <m:rPr>
+            <m:sty m:val="p"/>
+          </m:rPr>
+          <m:t>)</m:t>
+        </m:r>
+      </m:oMath>
+      <w:r>
+        <w:t xml:space="preserve">.</w:t>
+      </w:r>
+    </w:p>
+    <w:bookmarkEnd w:id="11"/>
+    <w:bookmarkStart w:id="12" w:name="q3"/>
+    <w:p>
+      <w:pPr>
+        <w:pStyle w:val="Heading2"/>
+      </w:pPr>
+      <w:r>
+        <w:t xml:space="preserve">Q3</w:t>
+      </w:r>
+    </w:p>
+    <w:p>
+      <w:pPr>
+        <w:pStyle w:val="FirstParagraph"/>
+      </w:pPr>
+      <w:r>
+        <w:t xml:space="preserve">3.1. You worked out in 1.1 that</w:t>
+      </w:r>
+      <w:r>
+        <w:t xml:space="preserve"> </w:t>
+      </w:r>
+      <m:oMath>
+        <m:r>
+          <m:t>7</m:t>
+        </m:r>
+        <m:r>
+          <m:t>x</m:t>
+        </m:r>
+        <m:r>
+          <m:rPr>
+            <m:sty m:val="p"/>
+          </m:rPr>
+          <m:t>+</m:t>
+        </m:r>
+        <m:r>
+          <m:t>35</m:t>
+        </m:r>
+        <m:r>
+          <m:rPr>
+            <m:sty m:val="p"/>
+          </m:rPr>
+          <m:t>=</m:t>
+        </m:r>
+        <m:r>
+          <m:t>7</m:t>
+        </m:r>
+        <m:r>
+          <m:rPr>
+            <m:sty m:val="p"/>
+          </m:rPr>
+          <m:t>(</m:t>
+        </m:r>
+        <m:r>
+          <m:t>x</m:t>
+        </m:r>
+        <m:r>
+          <m:rPr>
+            <m:sty m:val="p"/>
+          </m:rPr>
+          <m:t>+</m:t>
+        </m:r>
+        <m:r>
+          <m:t>5</m:t>
+        </m:r>
+        <m:r>
+          <m:rPr>
+            <m:sty m:val="p"/>
+          </m:rPr>
+          <m:t>)</m:t>
+        </m:r>
+      </m:oMath>
+      <w:r>
+        <w:t xml:space="preserve">. Solving for</w:t>
+      </w:r>
+      <w:r>
+        <w:t xml:space="preserve"> </w:t>
+      </w:r>
+      <m:oMath>
+        <m:r>
+          <m:t>x</m:t>
+        </m:r>
+      </m:oMath>
+      <w:r>
+        <w:t xml:space="preserve"> </w:t>
+      </w:r>
+      <w:r>
+        <w:t xml:space="preserve">gives</w:t>
+      </w:r>
+      <w:r>
+        <w:t xml:space="preserve"> </w:t>
+      </w:r>
+      <m:oMath>
+        <m:r>
+          <m:t>x</m:t>
+        </m:r>
+        <m:r>
+          <m:rPr>
+            <m:sty m:val="p"/>
+          </m:rPr>
+          <m:t>=</m:t>
+        </m:r>
+        <m:r>
+          <m:rPr>
+            <m:sty m:val="p"/>
+          </m:rPr>
+          <m:t>−</m:t>
+        </m:r>
+        <m:r>
+          <m:t>5</m:t>
+        </m:r>
+      </m:oMath>
+      <w:r>
+        <w:t xml:space="preserve">.</w:t>
+      </w:r>
+    </w:p>
+    <w:p>
+      <w:pPr>
+        <w:pStyle w:val="BodyText"/>
+      </w:pPr>
+      <w:r>
+        <w:t xml:space="preserve">3.2. You worked out in 1.11 that</w:t>
+      </w:r>
+      <w:r>
+        <w:t xml:space="preserve"> </w:t>
+      </w:r>
+      <m:oMath>
+        <m:r>
+          <m:t>x</m:t>
+        </m:r>
+        <m:r>
+          <m:rPr>
+            <m:sty m:val="p"/>
+          </m:rPr>
+          <m:t>(</m:t>
+        </m:r>
+        <m:r>
+          <m:t>x</m:t>
+        </m:r>
+        <m:r>
+          <m:rPr>
+            <m:sty m:val="p"/>
+          </m:rPr>
+          <m:t>−</m:t>
+        </m:r>
+        <m:r>
+          <m:t>6</m:t>
+        </m:r>
+        <m:r>
+          <m:rPr>
+            <m:sty m:val="p"/>
+          </m:rPr>
+          <m:t>)</m:t>
+        </m:r>
+        <m:r>
+          <m:rPr>
+            <m:sty m:val="p"/>
+          </m:rPr>
+          <m:t>+</m:t>
+        </m:r>
+        <m:r>
+          <m:t>3</m:t>
+        </m:r>
+        <m:r>
+          <m:rPr>
+            <m:sty m:val="p"/>
+          </m:rPr>
+          <m:t>(</m:t>
+        </m:r>
+        <m:r>
+          <m:t>6</m:t>
+        </m:r>
+        <m:r>
+          <m:rPr>
+            <m:sty m:val="p"/>
+          </m:rPr>
+          <m:t>−</m:t>
+        </m:r>
+        <m:r>
+          <m:t>x</m:t>
+        </m:r>
+        <m:r>
+          <m:rPr>
+            <m:sty m:val="p"/>
+          </m:rPr>
+          <m:t>)</m:t>
+        </m:r>
+        <m:r>
+          <m:rPr>
+            <m:sty m:val="p"/>
+          </m:rPr>
+          <m:t>=</m:t>
+        </m:r>
+        <m:r>
+          <m:rPr>
+            <m:sty m:val="p"/>
+          </m:rPr>
+          <m:t>(</m:t>
+        </m:r>
+        <m:r>
+          <m:t>x</m:t>
+        </m:r>
+        <m:r>
+          <m:rPr>
+            <m:sty m:val="p"/>
+          </m:rPr>
+          <m:t>−</m:t>
+        </m:r>
+        <m:r>
+          <m:t>6</m:t>
+        </m:r>
+        <m:r>
+          <m:rPr>
+            <m:sty m:val="p"/>
+          </m:rPr>
+          <m:t>)</m:t>
+        </m:r>
+        <m:r>
+          <m:rPr>
+            <m:sty m:val="p"/>
+          </m:rPr>
+          <m:t>(</m:t>
+        </m:r>
+        <m:r>
+          <m:t>x</m:t>
+        </m:r>
+        <m:r>
+          <m:rPr>
+            <m:sty m:val="p"/>
+          </m:rPr>
+          <m:t>−</m:t>
+        </m:r>
+        <m:r>
+          <m:t>3</m:t>
+        </m:r>
+        <m:r>
+          <m:rPr>
+            <m:sty m:val="p"/>
+          </m:rPr>
+          <m:t>)</m:t>
+        </m:r>
+      </m:oMath>
+      <w:r>
+        <w:t xml:space="preserve">. Solving for</w:t>
+      </w:r>
+      <w:r>
+        <w:t xml:space="preserve"> </w:t>
+      </w:r>
+      <m:oMath>
+        <m:r>
+          <m:t>x</m:t>
+        </m:r>
+      </m:oMath>
+      <w:r>
+        <w:t xml:space="preserve"> </w:t>
+      </w:r>
+      <w:r>
+        <w:t xml:space="preserve">gives</w:t>
+      </w:r>
+      <w:r>
+        <w:t xml:space="preserve"> </w:t>
+      </w:r>
+      <m:oMath>
+        <m:r>
+          <m:t>x</m:t>
+        </m:r>
+        <m:r>
+          <m:rPr>
+            <m:sty m:val="p"/>
+          </m:rPr>
+          <m:t>=</m:t>
+        </m:r>
+        <m:r>
+          <m:t>3</m:t>
+        </m:r>
+      </m:oMath>
+      <w:r>
+        <w:t xml:space="preserve"> </w:t>
+      </w:r>
+      <w:r>
+        <w:t xml:space="preserve">and</w:t>
+      </w:r>
+      <w:r>
+        <w:t xml:space="preserve"> </w:t>
+      </w:r>
+      <m:oMath>
+        <m:r>
+          <m:t>x</m:t>
+        </m:r>
+        <m:r>
+          <m:rPr>
+            <m:sty m:val="p"/>
+          </m:rPr>
+          <m:t>=</m:t>
+        </m:r>
+        <m:r>
+          <m:t>6</m:t>
+        </m:r>
+      </m:oMath>
+      <w:r>
+        <w:t xml:space="preserve">.</w:t>
+      </w:r>
+    </w:p>
+    <w:p>
+      <w:pPr>
+        <w:pStyle w:val="BodyText"/>
+      </w:pPr>
+      <w:r>
+        <w:t xml:space="preserve">3.3. You worked out in 2.3 that</w:t>
       </w:r>
       <w:r>
         <w:t xml:space="preserve"> </w:t>
@@ -2443,34 +3178,22 @@
           <m:rPr>
             <m:sty m:val="p"/>
           </m:rPr>
+          <m:t>−</m:t>
+        </m:r>
+        <m:r>
+          <m:t>4</m:t>
+        </m:r>
+        <m:r>
+          <m:t>x</m:t>
+        </m:r>
+        <m:r>
+          <m:rPr>
+            <m:sty m:val="p"/>
+          </m:rPr>
           <m:t>+</m:t>
         </m:r>
-        <m:sSup>
-          <m:e>
-            <m:r>
-              <m:t>y</m:t>
-            </m:r>
-          </m:e>
-          <m:sup>
-            <m:r>
-              <m:t>2</m:t>
-            </m:r>
-          </m:sup>
-        </m:sSup>
-        <m:r>
-          <m:rPr>
-            <m:sty m:val="p"/>
-          </m:rPr>
-          <m:t>−</m:t>
-        </m:r>
-        <m:r>
-          <m:t>2</m:t>
-        </m:r>
-        <m:r>
-          <m:t>x</m:t>
-        </m:r>
-        <m:r>
-          <m:t>y</m:t>
+        <m:r>
+          <m:t>3</m:t>
         </m:r>
         <m:r>
           <m:rPr>
@@ -2478,673 +3201,54 @@
           </m:rPr>
           <m:t>=</m:t>
         </m:r>
-        <m:sSup>
-          <m:e>
-            <m:d>
-              <m:dPr>
-                <m:begChr m:val="("/>
-                <m:sepChr m:val=""/>
-                <m:endChr m:val=")"/>
-                <m:grow/>
-              </m:dPr>
-              <m:e>
-                <m:r>
-                  <m:t>x</m:t>
-                </m:r>
-                <m:r>
-                  <m:rPr>
-                    <m:sty m:val="p"/>
-                  </m:rPr>
-                  <m:t>−</m:t>
-                </m:r>
-                <m:r>
-                  <m:t>y</m:t>
-                </m:r>
-              </m:e>
-            </m:d>
-          </m:e>
-          <m:sup>
-            <m:r>
-              <m:t>2</m:t>
-            </m:r>
-          </m:sup>
-        </m:sSup>
-      </m:oMath>
-      <w:r>
-        <w:t xml:space="preserve"> </w:t>
-      </w:r>
-      <w:r>
-        <w:t xml:space="preserve">or</w:t>
-      </w:r>
-      <w:r>
-        <w:t xml:space="preserve"> </w:t>
-      </w:r>
-      <m:oMath>
-        <m:sSup>
-          <m:e>
-            <m:d>
-              <m:dPr>
-                <m:begChr m:val="("/>
-                <m:sepChr m:val=""/>
-                <m:endChr m:val=")"/>
-                <m:grow/>
-              </m:dPr>
-              <m:e>
-                <m:r>
-                  <m:t>y</m:t>
-                </m:r>
-                <m:r>
-                  <m:rPr>
-                    <m:sty m:val="p"/>
-                  </m:rPr>
-                  <m:t>−</m:t>
-                </m:r>
-                <m:r>
-                  <m:t>x</m:t>
-                </m:r>
-              </m:e>
-            </m:d>
-          </m:e>
-          <m:sup>
-            <m:r>
-              <m:t>2</m:t>
-            </m:r>
-          </m:sup>
-        </m:sSup>
-      </m:oMath>
-      <w:r>
-        <w:t xml:space="preserve">.</w:t>
-      </w:r>
-    </w:p>
-    <w:p>
-      <w:pPr>
-        <w:pStyle w:val="BodyText"/>
-      </w:pPr>
-      <w:r>
-        <w:t xml:space="preserve">2.10.</w:t>
-      </w:r>
-      <w:r>
-        <w:t xml:space="preserve"> </w:t>
-      </w:r>
-      <m:oMath>
-        <m:sSup>
-          <m:e>
-            <m:r>
-              <m:t>x</m:t>
-            </m:r>
-          </m:e>
-          <m:sup>
-            <m:r>
-              <m:t>2</m:t>
-            </m:r>
-          </m:sup>
-        </m:sSup>
-        <m:r>
-          <m:rPr>
-            <m:sty m:val="p"/>
-          </m:rPr>
-          <m:t>−</m:t>
-        </m:r>
-        <m:sSup>
-          <m:e>
-            <m:r>
-              <m:t>y</m:t>
-            </m:r>
-          </m:e>
-          <m:sup>
-            <m:r>
-              <m:t>2</m:t>
-            </m:r>
-          </m:sup>
-        </m:sSup>
-        <m:r>
-          <m:rPr>
-            <m:sty m:val="p"/>
-          </m:rPr>
-          <m:t>=</m:t>
-        </m:r>
-        <m:d>
-          <m:dPr>
-            <m:begChr m:val="("/>
-            <m:sepChr m:val=""/>
-            <m:endChr m:val=")"/>
-            <m:grow/>
-          </m:dPr>
-          <m:e>
-            <m:r>
-              <m:t>x</m:t>
-            </m:r>
-            <m:r>
-              <m:rPr>
-                <m:sty m:val="p"/>
-              </m:rPr>
-              <m:t>−</m:t>
-            </m:r>
-            <m:r>
-              <m:t>y</m:t>
-            </m:r>
-          </m:e>
-        </m:d>
-        <m:d>
-          <m:dPr>
-            <m:begChr m:val="("/>
-            <m:sepChr m:val=""/>
-            <m:endChr m:val=")"/>
-            <m:grow/>
-          </m:dPr>
-          <m:e>
-            <m:r>
-              <m:t>x</m:t>
-            </m:r>
-            <m:r>
-              <m:rPr>
-                <m:sty m:val="p"/>
-              </m:rPr>
-              <m:t>+</m:t>
-            </m:r>
-            <m:r>
-              <m:t>y</m:t>
-            </m:r>
-          </m:e>
-        </m:d>
-      </m:oMath>
-      <w:r>
-        <w:t xml:space="preserve">.</w:t>
-      </w:r>
-    </w:p>
-    <w:p>
-      <w:pPr>
-        <w:pStyle w:val="BodyText"/>
-      </w:pPr>
-      <w:r>
-        <w:t xml:space="preserve">2.11.</w:t>
-      </w:r>
-      <w:r>
-        <w:t xml:space="preserve"> </w:t>
-      </w:r>
-      <m:oMath>
-        <m:r>
-          <m:t>9</m:t>
-        </m:r>
-        <m:sSup>
-          <m:e>
-            <m:r>
-              <m:t>x</m:t>
-            </m:r>
-          </m:e>
-          <m:sup>
-            <m:r>
-              <m:t>2</m:t>
-            </m:r>
-          </m:sup>
-        </m:sSup>
-        <m:r>
-          <m:rPr>
-            <m:sty m:val="p"/>
-          </m:rPr>
-          <m:t>+</m:t>
+        <m:r>
+          <m:rPr>
+            <m:sty m:val="p"/>
+          </m:rPr>
+          <m:t>(</m:t>
+        </m:r>
+        <m:r>
+          <m:t>x</m:t>
+        </m:r>
+        <m:r>
+          <m:rPr>
+            <m:sty m:val="p"/>
+          </m:rPr>
+          <m:t>−</m:t>
         </m:r>
         <m:r>
           <m:t>3</m:t>
         </m:r>
         <m:r>
-          <m:t>x</m:t>
-        </m:r>
-        <m:r>
-          <m:rPr>
-            <m:sty m:val="p"/>
-          </m:rPr>
-          <m:t>−</m:t>
-        </m:r>
-        <m:r>
-          <m:t>2</m:t>
-        </m:r>
-        <m:r>
-          <m:rPr>
-            <m:sty m:val="p"/>
-          </m:rPr>
-          <m:t>=</m:t>
-        </m:r>
-        <m:d>
-          <m:dPr>
-            <m:begChr m:val="("/>
-            <m:sepChr m:val=""/>
-            <m:endChr m:val=")"/>
-            <m:grow/>
-          </m:dPr>
-          <m:e>
-            <m:r>
-              <m:t>3</m:t>
-            </m:r>
-            <m:r>
-              <m:t>x</m:t>
-            </m:r>
-            <m:r>
-              <m:rPr>
-                <m:sty m:val="p"/>
-              </m:rPr>
-              <m:t>−</m:t>
-            </m:r>
-            <m:r>
-              <m:t>1</m:t>
-            </m:r>
-          </m:e>
-        </m:d>
-        <m:d>
-          <m:dPr>
-            <m:begChr m:val="("/>
-            <m:sepChr m:val=""/>
-            <m:endChr m:val=")"/>
-            <m:grow/>
-          </m:dPr>
-          <m:e>
-            <m:r>
-              <m:t>3</m:t>
-            </m:r>
-            <m:r>
-              <m:t>x</m:t>
-            </m:r>
-            <m:r>
-              <m:rPr>
-                <m:sty m:val="p"/>
-              </m:rPr>
-              <m:t>+</m:t>
-            </m:r>
-            <m:r>
-              <m:t>2</m:t>
-            </m:r>
-          </m:e>
-        </m:d>
-      </m:oMath>
-      <w:r>
-        <w:t xml:space="preserve">.</w:t>
-      </w:r>
-    </w:p>
-    <w:bookmarkEnd w:id="22"/>
-    <w:bookmarkStart w:id="23" w:name="q3"/>
-    <w:p>
-      <w:pPr>
-        <w:pStyle w:val="Heading2"/>
-      </w:pPr>
-      <w:r>
-        <w:t xml:space="preserve">Q3</w:t>
-      </w:r>
-    </w:p>
-    <w:p>
-      <w:pPr>
-        <w:pStyle w:val="FirstParagraph"/>
-      </w:pPr>
-      <w:r>
-        <w:t xml:space="preserve">3.1. You worked out in 1.1 that</w:t>
-      </w:r>
-      <w:r>
-        <w:t xml:space="preserve"> </w:t>
-      </w:r>
-      <m:oMath>
-        <m:r>
-          <m:t>7</m:t>
-        </m:r>
-        <m:r>
-          <m:t>x</m:t>
-        </m:r>
-        <m:r>
-          <m:rPr>
-            <m:sty m:val="p"/>
-          </m:rPr>
-          <m:t>+</m:t>
-        </m:r>
-        <m:r>
-          <m:t>35</m:t>
-        </m:r>
-        <m:r>
-          <m:rPr>
-            <m:sty m:val="p"/>
-          </m:rPr>
-          <m:t>=</m:t>
-        </m:r>
-        <m:r>
-          <m:t>7</m:t>
-        </m:r>
-        <m:d>
-          <m:dPr>
-            <m:begChr m:val="("/>
-            <m:sepChr m:val=""/>
-            <m:endChr m:val=")"/>
-            <m:grow/>
-          </m:dPr>
-          <m:e>
-            <m:r>
-              <m:t>x</m:t>
-            </m:r>
-            <m:r>
-              <m:rPr>
-                <m:sty m:val="p"/>
-              </m:rPr>
-              <m:t>+</m:t>
-            </m:r>
-            <m:r>
-              <m:t>5</m:t>
-            </m:r>
-          </m:e>
-        </m:d>
-      </m:oMath>
-      <w:r>
-        <w:t xml:space="preserve">. Solving for</w:t>
-      </w:r>
-      <w:r>
-        <w:t xml:space="preserve"> </w:t>
-      </w:r>
-      <m:oMath>
-        <m:r>
-          <m:t>x</m:t>
-        </m:r>
-      </m:oMath>
-      <w:r>
-        <w:t xml:space="preserve"> </w:t>
-      </w:r>
-      <w:r>
-        <w:t xml:space="preserve">gives</w:t>
-      </w:r>
-      <w:r>
-        <w:t xml:space="preserve"> </w:t>
-      </w:r>
-      <m:oMath>
-        <m:r>
-          <m:t>x</m:t>
-        </m:r>
-        <m:r>
-          <m:rPr>
-            <m:sty m:val="p"/>
-          </m:rPr>
-          <m:t>=</m:t>
-        </m:r>
-        <m:r>
-          <m:rPr>
-            <m:sty m:val="p"/>
-          </m:rPr>
-          <m:t>−</m:t>
-        </m:r>
-        <m:r>
-          <m:t>5</m:t>
-        </m:r>
-      </m:oMath>
-      <w:r>
-        <w:t xml:space="preserve">.</w:t>
-      </w:r>
-    </w:p>
-    <w:p>
-      <w:pPr>
-        <w:pStyle w:val="BodyText"/>
-      </w:pPr>
-      <w:r>
-        <w:t xml:space="preserve">3.2. You worked out in 1.11 that</w:t>
-      </w:r>
-      <w:r>
-        <w:t xml:space="preserve"> </w:t>
-      </w:r>
-      <m:oMath>
-        <m:r>
-          <m:t>x</m:t>
-        </m:r>
-        <m:d>
-          <m:dPr>
-            <m:begChr m:val="("/>
-            <m:sepChr m:val=""/>
-            <m:endChr m:val=")"/>
-            <m:grow/>
-          </m:dPr>
-          <m:e>
-            <m:r>
-              <m:t>x</m:t>
-            </m:r>
-            <m:r>
-              <m:rPr>
-                <m:sty m:val="p"/>
-              </m:rPr>
-              <m:t>−</m:t>
-            </m:r>
-            <m:r>
-              <m:t>6</m:t>
-            </m:r>
-          </m:e>
-        </m:d>
-        <m:r>
-          <m:rPr>
-            <m:sty m:val="p"/>
-          </m:rPr>
-          <m:t>+</m:t>
-        </m:r>
-        <m:r>
-          <m:t>3</m:t>
-        </m:r>
-        <m:d>
-          <m:dPr>
-            <m:begChr m:val="("/>
-            <m:sepChr m:val=""/>
-            <m:endChr m:val=")"/>
-            <m:grow/>
-          </m:dPr>
-          <m:e>
-            <m:r>
-              <m:t>6</m:t>
-            </m:r>
-            <m:r>
-              <m:rPr>
-                <m:sty m:val="p"/>
-              </m:rPr>
-              <m:t>−</m:t>
-            </m:r>
-            <m:r>
-              <m:t>x</m:t>
-            </m:r>
-          </m:e>
-        </m:d>
-        <m:r>
-          <m:rPr>
-            <m:sty m:val="p"/>
-          </m:rPr>
-          <m:t>=</m:t>
-        </m:r>
-        <m:d>
-          <m:dPr>
-            <m:begChr m:val="("/>
-            <m:sepChr m:val=""/>
-            <m:endChr m:val=")"/>
-            <m:grow/>
-          </m:dPr>
-          <m:e>
-            <m:r>
-              <m:t>x</m:t>
-            </m:r>
-            <m:r>
-              <m:rPr>
-                <m:sty m:val="p"/>
-              </m:rPr>
-              <m:t>−</m:t>
-            </m:r>
-            <m:r>
-              <m:t>6</m:t>
-            </m:r>
-          </m:e>
-        </m:d>
-        <m:d>
-          <m:dPr>
-            <m:begChr m:val="("/>
-            <m:sepChr m:val=""/>
-            <m:endChr m:val=")"/>
-            <m:grow/>
-          </m:dPr>
-          <m:e>
-            <m:r>
-              <m:t>x</m:t>
-            </m:r>
-            <m:r>
-              <m:rPr>
-                <m:sty m:val="p"/>
-              </m:rPr>
-              <m:t>−</m:t>
-            </m:r>
-            <m:r>
-              <m:t>3</m:t>
-            </m:r>
-          </m:e>
-        </m:d>
-      </m:oMath>
-      <w:r>
-        <w:t xml:space="preserve">. Solving for</w:t>
-      </w:r>
-      <w:r>
-        <w:t xml:space="preserve"> </w:t>
-      </w:r>
-      <m:oMath>
-        <m:r>
-          <m:t>x</m:t>
-        </m:r>
-      </m:oMath>
-      <w:r>
-        <w:t xml:space="preserve"> </w:t>
-      </w:r>
-      <w:r>
-        <w:t xml:space="preserve">gives</w:t>
-      </w:r>
-      <w:r>
-        <w:t xml:space="preserve"> </w:t>
-      </w:r>
-      <m:oMath>
-        <m:r>
-          <m:t>x</m:t>
-        </m:r>
-        <m:r>
-          <m:rPr>
-            <m:sty m:val="p"/>
-          </m:rPr>
-          <m:t>=</m:t>
-        </m:r>
-        <m:r>
-          <m:t>3</m:t>
-        </m:r>
-      </m:oMath>
-      <w:r>
-        <w:t xml:space="preserve"> </w:t>
-      </w:r>
-      <w:r>
-        <w:t xml:space="preserve">and</w:t>
-      </w:r>
-      <w:r>
-        <w:t xml:space="preserve"> </w:t>
-      </w:r>
-      <m:oMath>
-        <m:r>
-          <m:t>x</m:t>
-        </m:r>
-        <m:r>
-          <m:rPr>
-            <m:sty m:val="p"/>
-          </m:rPr>
-          <m:t>=</m:t>
-        </m:r>
-        <m:r>
-          <m:t>6</m:t>
-        </m:r>
-      </m:oMath>
-      <w:r>
-        <w:t xml:space="preserve">.</w:t>
-      </w:r>
-    </w:p>
-    <w:p>
-      <w:pPr>
-        <w:pStyle w:val="BodyText"/>
-      </w:pPr>
-      <w:r>
-        <w:t xml:space="preserve">3.3. You worked out in 2.3 that</w:t>
-      </w:r>
-      <w:r>
-        <w:t xml:space="preserve"> </w:t>
-      </w:r>
-      <m:oMath>
-        <m:sSup>
-          <m:e>
-            <m:r>
-              <m:t>x</m:t>
-            </m:r>
-          </m:e>
-          <m:sup>
-            <m:r>
-              <m:t>2</m:t>
-            </m:r>
-          </m:sup>
-        </m:sSup>
-        <m:r>
-          <m:rPr>
-            <m:sty m:val="p"/>
-          </m:rPr>
-          <m:t>−</m:t>
-        </m:r>
-        <m:r>
-          <m:t>4</m:t>
-        </m:r>
-        <m:r>
-          <m:t>x</m:t>
-        </m:r>
-        <m:r>
-          <m:rPr>
-            <m:sty m:val="p"/>
-          </m:rPr>
-          <m:t>+</m:t>
-        </m:r>
-        <m:r>
-          <m:t>3</m:t>
-        </m:r>
-        <m:r>
-          <m:rPr>
-            <m:sty m:val="p"/>
-          </m:rPr>
-          <m:t>=</m:t>
-        </m:r>
-        <m:d>
-          <m:dPr>
-            <m:begChr m:val="("/>
-            <m:sepChr m:val=""/>
-            <m:endChr m:val=")"/>
-            <m:grow/>
-          </m:dPr>
-          <m:e>
-            <m:r>
-              <m:t>x</m:t>
-            </m:r>
-            <m:r>
-              <m:rPr>
-                <m:sty m:val="p"/>
-              </m:rPr>
-              <m:t>−</m:t>
-            </m:r>
-            <m:r>
-              <m:t>3</m:t>
-            </m:r>
-          </m:e>
-        </m:d>
-        <m:d>
-          <m:dPr>
-            <m:begChr m:val="("/>
-            <m:sepChr m:val=""/>
-            <m:endChr m:val=")"/>
-            <m:grow/>
-          </m:dPr>
-          <m:e>
-            <m:r>
-              <m:t>x</m:t>
-            </m:r>
-            <m:r>
-              <m:rPr>
-                <m:sty m:val="p"/>
-              </m:rPr>
-              <m:t>−</m:t>
-            </m:r>
-            <m:r>
-              <m:t>1</m:t>
-            </m:r>
-          </m:e>
-        </m:d>
+          <m:rPr>
+            <m:sty m:val="p"/>
+          </m:rPr>
+          <m:t>)</m:t>
+        </m:r>
+        <m:r>
+          <m:rPr>
+            <m:sty m:val="p"/>
+          </m:rPr>
+          <m:t>(</m:t>
+        </m:r>
+        <m:r>
+          <m:t>x</m:t>
+        </m:r>
+        <m:r>
+          <m:rPr>
+            <m:sty m:val="p"/>
+          </m:rPr>
+          <m:t>−</m:t>
+        </m:r>
+        <m:r>
+          <m:t>1</m:t>
+        </m:r>
+        <m:r>
+          <m:rPr>
+            <m:sty m:val="p"/>
+          </m:rPr>
+          <m:t>)</m:t>
+        </m:r>
       </m:oMath>
       <w:r>
         <w:t xml:space="preserve">. Solving for</w:t>
@@ -3311,53 +3415,57 @@
             </m:r>
           </m:sup>
         </m:sSup>
-        <m:d>
-          <m:dPr>
-            <m:begChr m:val="("/>
-            <m:sepChr m:val=""/>
-            <m:endChr m:val=")"/>
-            <m:grow/>
-          </m:dPr>
-          <m:e>
-            <m:r>
-              <m:t>3</m:t>
-            </m:r>
-            <m:r>
-              <m:t>x</m:t>
-            </m:r>
-            <m:r>
-              <m:rPr>
-                <m:sty m:val="p"/>
-              </m:rPr>
-              <m:t>−</m:t>
-            </m:r>
-            <m:r>
-              <m:t>1</m:t>
-            </m:r>
-          </m:e>
-        </m:d>
-        <m:d>
-          <m:dPr>
-            <m:begChr m:val="("/>
-            <m:sepChr m:val=""/>
-            <m:endChr m:val=")"/>
-            <m:grow/>
-          </m:dPr>
-          <m:e>
-            <m:r>
-              <m:t>x</m:t>
-            </m:r>
-            <m:r>
-              <m:rPr>
-                <m:sty m:val="p"/>
-              </m:rPr>
-              <m:t>+</m:t>
-            </m:r>
-            <m:r>
-              <m:t>1</m:t>
-            </m:r>
-          </m:e>
-        </m:d>
+        <m:r>
+          <m:rPr>
+            <m:sty m:val="p"/>
+          </m:rPr>
+          <m:t>(</m:t>
+        </m:r>
+        <m:r>
+          <m:t>3</m:t>
+        </m:r>
+        <m:r>
+          <m:t>x</m:t>
+        </m:r>
+        <m:r>
+          <m:rPr>
+            <m:sty m:val="p"/>
+          </m:rPr>
+          <m:t>−</m:t>
+        </m:r>
+        <m:r>
+          <m:t>1</m:t>
+        </m:r>
+        <m:r>
+          <m:rPr>
+            <m:sty m:val="p"/>
+          </m:rPr>
+          <m:t>)</m:t>
+        </m:r>
+        <m:r>
+          <m:rPr>
+            <m:sty m:val="p"/>
+          </m:rPr>
+          <m:t>(</m:t>
+        </m:r>
+        <m:r>
+          <m:t>x</m:t>
+        </m:r>
+        <m:r>
+          <m:rPr>
+            <m:sty m:val="p"/>
+          </m:rPr>
+          <m:t>+</m:t>
+        </m:r>
+        <m:r>
+          <m:t>1</m:t>
+        </m:r>
+        <m:r>
+          <m:rPr>
+            <m:sty m:val="p"/>
+          </m:rPr>
+          <m:t>)</m:t>
+        </m:r>
       </m:oMath>
       <w:r>
         <w:t xml:space="preserve">. Solving for</w:t>
@@ -3500,53 +3608,57 @@
           </m:rPr>
           <m:t>=</m:t>
         </m:r>
-        <m:d>
-          <m:dPr>
-            <m:begChr m:val="("/>
-            <m:sepChr m:val=""/>
-            <m:endChr m:val=")"/>
-            <m:grow/>
-          </m:dPr>
-          <m:e>
-            <m:r>
-              <m:t>x</m:t>
-            </m:r>
-            <m:r>
-              <m:rPr>
-                <m:sty m:val="p"/>
-              </m:rPr>
-              <m:t>−</m:t>
-            </m:r>
-            <m:r>
-              <m:t>4</m:t>
-            </m:r>
-            <m:r>
-              <m:t>y</m:t>
-            </m:r>
-          </m:e>
-        </m:d>
-        <m:d>
-          <m:dPr>
-            <m:begChr m:val="("/>
-            <m:sepChr m:val=""/>
-            <m:endChr m:val=")"/>
-            <m:grow/>
-          </m:dPr>
-          <m:e>
-            <m:r>
-              <m:t>x</m:t>
-            </m:r>
-            <m:r>
-              <m:rPr>
-                <m:sty m:val="p"/>
-              </m:rPr>
-              <m:t>−</m:t>
-            </m:r>
-            <m:r>
-              <m:t>1</m:t>
-            </m:r>
-          </m:e>
-        </m:d>
+        <m:r>
+          <m:rPr>
+            <m:sty m:val="p"/>
+          </m:rPr>
+          <m:t>(</m:t>
+        </m:r>
+        <m:r>
+          <m:t>x</m:t>
+        </m:r>
+        <m:r>
+          <m:rPr>
+            <m:sty m:val="p"/>
+          </m:rPr>
+          <m:t>−</m:t>
+        </m:r>
+        <m:r>
+          <m:t>4</m:t>
+        </m:r>
+        <m:r>
+          <m:t>y</m:t>
+        </m:r>
+        <m:r>
+          <m:rPr>
+            <m:sty m:val="p"/>
+          </m:rPr>
+          <m:t>)</m:t>
+        </m:r>
+        <m:r>
+          <m:rPr>
+            <m:sty m:val="p"/>
+          </m:rPr>
+          <m:t>(</m:t>
+        </m:r>
+        <m:r>
+          <m:t>x</m:t>
+        </m:r>
+        <m:r>
+          <m:rPr>
+            <m:sty m:val="p"/>
+          </m:rPr>
+          <m:t>−</m:t>
+        </m:r>
+        <m:r>
+          <m:t>1</m:t>
+        </m:r>
+        <m:r>
+          <m:rPr>
+            <m:sty m:val="p"/>
+          </m:rPr>
+          <m:t>)</m:t>
+        </m:r>
       </m:oMath>
       <w:r>
         <w:t xml:space="preserve">. Solving for</w:t>
@@ -3626,8 +3738,8 @@
         </w:pict>
       </w:r>
     </w:p>
-    <w:bookmarkEnd w:id="23"/>
-    <w:bookmarkStart w:id="25" w:name="version-history-and-licensing"/>
+    <w:bookmarkEnd w:id="12"/>
+    <w:bookmarkStart w:id="14" w:name="version-history-and-licensing"/>
     <w:p>
       <w:pPr>
         <w:pStyle w:val="Heading2"/>
@@ -3648,7 +3760,7 @@
       <w:pPr>
         <w:pStyle w:val="BodyText"/>
       </w:pPr>
-      <w:hyperlink r:id="rId24">
+      <w:hyperlink r:id="rId13">
         <w:r>
           <w:rPr>
             <w:rStyle w:val="Hyperlink"/>
@@ -3657,7 +3769,7 @@
         </w:r>
       </w:hyperlink>
     </w:p>
-    <w:bookmarkEnd w:id="25"/>
+    <w:bookmarkEnd w:id="14"/>
     <w:sectPr>
       <w:pgSz w:h="15840" w:w="12240"/>
       <w:pgMar w:bottom="1440" w:footer="720" w:gutter="0" w:header="720" w:left="1440" w:right="1440" w:top="1440"/>
